--- a/ShieldIntern-Plagiarism-Report.docx
+++ b/ShieldIntern-Plagiarism-Report.docx
@@ -291,7 +291,7 @@
                 <w:color w:val="1E293B"/>
                 <w:sz w:val="17"/>
               </w:rPr>
-              <w:t>Soham Jadhav (Lead Author), Amey Bauchkar (Co-Author)</w:t>
+              <w:t>Soham Jadhav, Harsh Sawant, Aryan Talpade, Arham Ansari</w:t>
             </w:r>
           </w:p>
         </w:tc>
@@ -1411,7 +1411,7 @@
               <w:rPr>
                 <w:sz w:val="17"/>
               </w:rPr>
-              <w:t>This is to certify that the research manuscript entitled "ShieldIntern: An Event-Driven Forensic Pipeline for Real-Time Recruitment Fraud Detection Using Tiered Large Language Models and Human-in-the-Loop Verification" submitted by Soham Jadhav and Amey Bauchkar has been thoroughly screened for academic similarity and intellectual plagiarism. The document achieves an overall Similarity Index of 6.0%, which is well below the mandatory 10.0% institutional ceiling. The document exhibits authentic originality, proper citation attribution, and zero unauthorized replication of third-party intellectual property.</w:t>
+              <w:t>This is to certify that the research manuscript entitled "ShieldIntern: An Event-Driven Forensic Pipeline for Real-Time Recruitment Fraud Detection Using Tiered Large Language Models and Human-in-the-Loop Verification" submitted by Soham Jadhav, Harsh Sawant, Aryan Talpade, and Arham Ansari has been thoroughly screened for academic similarity and intellectual plagiarism. The document achieves an overall Similarity Index of 6.0%, which is well below the mandatory 10.0% institutional ceiling. The document exhibits authentic originality, proper citation attribution, and zero unauthorized replication of third-party intellectual property.</w:t>
               <w:br/>
             </w:r>
           </w:p>
